--- a/teksty/home.docx
+++ b/teksty/home.docx
@@ -2704,7 +2704,29 @@
                 <w:szCs w:val="20"/>
                 <w:rtl w:val="0"/>
               </w:rPr>
-              <w:t xml:space="preserve">Bawisz to 220 m² drewnianej przestrzeni Montessori w sercu Nowego Targu — sala zabaw dla dzieci 0–10 lat i kawiarnia dla rodziców pod jednym dachem. </w:t>
+              <w:t xml:space="preserve">Bawisz to 220 m² </w:t>
+            </w:r>
+            <w:r>
+              <w:rPr>
+                <w:rFonts w:ascii="Calibri" w:cs="Calibri" w:eastAsia="Calibri" w:hAnsi="Calibri"/>
+                <w:color w:val="3a2e1f"/>
+                <w:sz w:val="20"/>
+                <w:szCs w:val="20"/>
+                <w:rtl w:val="0"/>
+              </w:rPr>
+              <w:t xml:space="preserve">naturalnej</w:t>
+            </w:r>
+            <w:r>
+              <w:rPr>
+                <w:rFonts w:ascii="Calibri" w:cs="Calibri" w:eastAsia="Calibri" w:hAnsi="Calibri"/>
+                <w:b w:val="0"/>
+                <w:bCs w:val="0"/>
+                <w:color w:val="3a2e1f"/>
+                <w:sz w:val="20"/>
+                <w:szCs w:val="20"/>
+                <w:rtl w:val="0"/>
+              </w:rPr>
+              <w:t xml:space="preserve"> przestrzeni Montessori w sercu Nowego Targu — sala zabaw dla dzieci 0–10 lat i kawiarnia dla rodziców pod jednym dachem. </w:t>
             </w:r>
           </w:p>
           <w:p>
@@ -4283,7 +4305,7 @@
                 <w:szCs w:val="20"/>
                 <w:rtl w:val="0"/>
               </w:rPr>
-              <w:t xml:space="preserve">Bawialnia, kawiarnia, urodziny i warsztaty — wszystko w jednej drewnianej przestrzeni przy ul. Krzywej 19B w Nowym Targu. Wchodzisz na chwilę, zostajesz na </w:t>
+              <w:t xml:space="preserve">Bawialnia, kawiarnia, urodziny, przyjęcia  i warsztaty — wszystko w jednej drewnianej przestrzeni przy ul. Krzywej 19B w Nowym Targu. Wchodzisz na chwilę, zostajesz na </w:t>
             </w:r>
             <w:r>
               <w:rPr>
@@ -15134,30 +15156,17 @@
           </w:p>
           <w:p>
             <w:pPr>
-              <w:spacing w:after="0" w:before="0" w:lineRule="auto"/>
-              <w:rPr/>
-            </w:pPr>
-            <w:r>
-              <w:rPr>
-                <w:rFonts w:ascii="Calibri" w:cs="Calibri" w:eastAsia="Calibri" w:hAnsi="Calibri"/>
-                <w:b w:val="0"/>
-                <w:bCs w:val="0"/>
-                <w:color w:val="3a2e1f"/>
-                <w:sz w:val="20"/>
-                <w:szCs w:val="20"/>
-                <w:rtl w:val="0"/>
-              </w:rPr>
-              <w:t xml:space="preserve">Sezonowe ciasta domowe i monoporcje —</w:t>
-            </w:r>
-            <w:r>
-              <w:rPr>
-                <w:rFonts w:ascii="Calibri" w:cs="Calibri" w:eastAsia="Calibri" w:hAnsi="Calibri"/>
-                <w:color w:val="3a2e1f"/>
-                <w:sz w:val="20"/>
-                <w:szCs w:val="20"/>
-                <w:rtl w:val="0"/>
-              </w:rPr>
-              <w:t xml:space="preserve"> zapytaj o dostępność</w:t>
+              <w:rPr/>
+            </w:pPr>
+            <w:r>
+              <w:rPr>
+                <w:rFonts w:ascii="Calibri" w:cs="Calibri" w:eastAsia="Calibri" w:hAnsi="Calibri"/>
+                <w:color w:val="3a2e1f"/>
+                <w:sz w:val="20"/>
+                <w:szCs w:val="20"/>
+                <w:rtl w:val="0"/>
+              </w:rPr>
+              <w:t xml:space="preserve">Szarlotka — jabłka, cynamon, opcjonalnie z lodami i bitą śmietaną</w:t>
             </w:r>
             <w:r>
               <w:rPr>
@@ -15795,27 +15804,27 @@
                 <w:szCs w:val="14"/>
                 <w:rtl w:val="0"/>
               </w:rPr>
-              <w:t xml:space="preserve">CIASTA — pozycja 6</w:t>
-            </w:r>
-            <w:r>
-              <w:rPr>
-                <w:rtl w:val="0"/>
-              </w:rPr>
-            </w:r>
-          </w:p>
-          <w:p>
-            <w:pPr>
-              <w:rPr/>
-            </w:pPr>
-            <w:r>
-              <w:rPr>
-                <w:rFonts w:ascii="Calibri" w:cs="Calibri" w:eastAsia="Calibri" w:hAnsi="Calibri"/>
-                <w:color w:val="3a2e1f"/>
-                <w:sz w:val="20"/>
-                <w:szCs w:val="20"/>
-                <w:rtl w:val="0"/>
-              </w:rPr>
-              <w:t xml:space="preserve">Szarlotka — jabłka, cynamon, opcjonalnie z lodami i bitą śmietaną</w:t>
+              <w:t xml:space="preserve">DLA DZIECI — pozycja 1</w:t>
+            </w:r>
+            <w:r>
+              <w:rPr>
+                <w:rtl w:val="0"/>
+              </w:rPr>
+            </w:r>
+          </w:p>
+          <w:p>
+            <w:pPr>
+              <w:rPr/>
+            </w:pPr>
+            <w:r>
+              <w:rPr>
+                <w:rFonts w:ascii="Calibri" w:cs="Calibri" w:eastAsia="Calibri" w:hAnsi="Calibri"/>
+                <w:color w:val="3a2e1f"/>
+                <w:sz w:val="20"/>
+                <w:szCs w:val="20"/>
+                <w:rtl w:val="0"/>
+              </w:rPr>
+              <w:t xml:space="preserve">Tosty  — z serem i szynką</w:t>
             </w:r>
             <w:r>
               <w:rPr>
@@ -15911,20 +15920,20 @@
           </w:tcPr>
           <w:p>
             <w:pPr>
-              <w:spacing w:after="40" w:before="0" w:lineRule="auto"/>
-              <w:rPr/>
-            </w:pPr>
-            <w:r>
-              <w:rPr>
-                <w:rFonts w:ascii="Calibri" w:cs="Calibri" w:eastAsia="Calibri" w:hAnsi="Calibri"/>
-                <w:b w:val="1"/>
-                <w:bCs w:val="1"/>
-                <w:color w:val="776258"/>
-                <w:sz w:val="14"/>
-                <w:szCs w:val="14"/>
-                <w:rtl w:val="0"/>
-              </w:rPr>
-              <w:t xml:space="preserve">DLA DZIECI — pozycja 1</w:t>
+              <w:spacing w:after="40" w:lineRule="auto"/>
+              <w:rPr/>
+            </w:pPr>
+            <w:r>
+              <w:rPr>
+                <w:rFonts w:ascii="Calibri" w:cs="Calibri" w:eastAsia="Calibri" w:hAnsi="Calibri"/>
+                <w:b w:val="1"/>
+                <w:bCs w:val="1"/>
+                <w:color w:val="776258"/>
+                <w:sz w:val="14"/>
+                <w:szCs w:val="14"/>
+                <w:rtl w:val="0"/>
+              </w:rPr>
+              <w:t xml:space="preserve">DLA DZIECI — pozycja 2</w:t>
             </w:r>
             <w:r>
               <w:rPr>
@@ -16040,41 +16049,39 @@
           </w:tcPr>
           <w:p>
             <w:pPr>
-              <w:spacing w:after="40" w:before="0" w:lineRule="auto"/>
-              <w:rPr/>
-            </w:pPr>
-            <w:r>
-              <w:rPr>
-                <w:rFonts w:ascii="Calibri" w:cs="Calibri" w:eastAsia="Calibri" w:hAnsi="Calibri"/>
-                <w:b w:val="1"/>
-                <w:bCs w:val="1"/>
-                <w:color w:val="776258"/>
-                <w:sz w:val="14"/>
-                <w:szCs w:val="14"/>
-                <w:rtl w:val="0"/>
-              </w:rPr>
-              <w:t xml:space="preserve">DLA DZIECI — pozycja 2</w:t>
-            </w:r>
-            <w:r>
-              <w:rPr>
-                <w:rtl w:val="0"/>
-              </w:rPr>
-            </w:r>
-          </w:p>
-          <w:p>
-            <w:pPr>
-              <w:spacing w:after="0" w:before="0" w:lineRule="auto"/>
-              <w:rPr/>
-            </w:pPr>
-            <w:r>
-              <w:rPr>
-                <w:rFonts w:ascii="Calibri" w:cs="Calibri" w:eastAsia="Calibri" w:hAnsi="Calibri"/>
-                <w:color w:val="3a2e1f"/>
-                <w:sz w:val="20"/>
-                <w:szCs w:val="20"/>
-                <w:rtl w:val="0"/>
-              </w:rPr>
-              <w:t xml:space="preserve">Tosty  — z serem i szynką</w:t>
+              <w:spacing w:after="40" w:lineRule="auto"/>
+              <w:rPr/>
+            </w:pPr>
+            <w:r>
+              <w:rPr>
+                <w:rFonts w:ascii="Calibri" w:cs="Calibri" w:eastAsia="Calibri" w:hAnsi="Calibri"/>
+                <w:b w:val="1"/>
+                <w:bCs w:val="1"/>
+                <w:color w:val="776258"/>
+                <w:sz w:val="14"/>
+                <w:szCs w:val="14"/>
+                <w:rtl w:val="0"/>
+              </w:rPr>
+              <w:t xml:space="preserve">DLA DZIECI — pozycja 3</w:t>
+            </w:r>
+            <w:r>
+              <w:rPr>
+                <w:rtl w:val="0"/>
+              </w:rPr>
+            </w:r>
+          </w:p>
+          <w:p>
+            <w:pPr>
+              <w:rPr/>
+            </w:pPr>
+            <w:r>
+              <w:rPr>
+                <w:rFonts w:ascii="Calibri" w:cs="Calibri" w:eastAsia="Calibri" w:hAnsi="Calibri"/>
+                <w:sz w:val="20"/>
+                <w:szCs w:val="20"/>
+                <w:rtl w:val="0"/>
+              </w:rPr>
+              <w:t xml:space="preserve">Kolorowa galaretka - lekki deser w wersji solo, lub z bitą śmietaną</w:t>
             </w:r>
             <w:r>
               <w:rPr>
@@ -16183,7 +16190,7 @@
                 <w:szCs w:val="14"/>
                 <w:rtl w:val="0"/>
               </w:rPr>
-              <w:t xml:space="preserve">DLA DZIECI — pozycja 3</w:t>
+              <w:t xml:space="preserve">DLA DZIECI — pozycja 4</w:t>
             </w:r>
             <w:r>
               <w:rPr>
@@ -16303,45 +16310,13 @@
           </w:tcPr>
           <w:p>
             <w:pPr>
-              <w:spacing w:after="40" w:before="0" w:lineRule="auto"/>
-              <w:rPr/>
-            </w:pPr>
-            <w:r>
-              <w:rPr>
-                <w:rFonts w:ascii="Calibri" w:cs="Calibri" w:eastAsia="Calibri" w:hAnsi="Calibri"/>
-                <w:b w:val="1"/>
-                <w:bCs w:val="1"/>
-                <w:color w:val="776258"/>
-                <w:sz w:val="14"/>
-                <w:szCs w:val="14"/>
-                <w:rtl w:val="0"/>
-              </w:rPr>
-              <w:t xml:space="preserve">DLA DZIECI — pozycja 4</w:t>
-            </w:r>
-            <w:r>
-              <w:rPr>
-                <w:rtl w:val="0"/>
-              </w:rPr>
-            </w:r>
-          </w:p>
-          <w:p>
-            <w:pPr>
-              <w:spacing w:after="0" w:before="0" w:lineRule="auto"/>
-              <w:rPr>
-                <w:rFonts w:ascii="Calibri" w:cs="Calibri" w:eastAsia="Calibri" w:hAnsi="Calibri"/>
-                <w:sz w:val="20"/>
-                <w:szCs w:val="20"/>
-              </w:rPr>
-            </w:pPr>
-            <w:r>
-              <w:rPr>
-                <w:rFonts w:ascii="Calibri" w:cs="Calibri" w:eastAsia="Calibri" w:hAnsi="Calibri"/>
-                <w:sz w:val="20"/>
-                <w:szCs w:val="20"/>
-                <w:rtl w:val="0"/>
-              </w:rPr>
-              <w:t xml:space="preserve">Zdrowe przekąski</w:t>
-            </w:r>
+              <w:spacing w:after="0" w:before="0" w:lineRule="auto"/>
+              <w:rPr>
+                <w:rFonts w:ascii="Calibri" w:cs="Calibri" w:eastAsia="Calibri" w:hAnsi="Calibri"/>
+                <w:sz w:val="20"/>
+                <w:szCs w:val="20"/>
+              </w:rPr>
+            </w:pPr>
             <w:r>
               <w:rPr>
                 <w:rtl w:val="0"/>
